--- a/sajt/webstore/public/dokumentacija.docx
+++ b/sajt/webstore/public/dokumentacija.docx
@@ -15,7 +15,33 @@
           <w:rFonts w:ascii="Arial" w:hAnsi="Arial" w:cs="Arial"/>
           <w:sz w:val="52"/>
         </w:rPr>
-        <w:t>Dokumentacija za sajt iz predmeta Web programiranje Php 2 – Webstore</w:t>
+        <w:t xml:space="preserve">Dokumentacija za sajt iz predmeta Web programiranje Php 2 – </w:t>
+      </w:r>
+      <w:r>
+        <w:rPr>
+          <w:rFonts w:ascii="Arial" w:hAnsi="Arial" w:cs="Arial"/>
+          <w:color w:val="2E74B5" w:themeColor="accent1" w:themeShade="BF"/>
+          <w:sz w:val="52"/>
+        </w:rPr>
+        <w:t>Webstore</w:t>
+      </w:r>
+    </w:p>
+    <w:p>
+      <w:pPr>
+        <w:jc w:val="right"/>
+        <w:rPr>
+          <w:rFonts w:ascii="Arial" w:hAnsi="Arial" w:cs="Arial"/>
+          <w:sz w:val="28"/>
+          <w:szCs w:val="32"/>
+        </w:rPr>
+      </w:pPr>
+      <w:r>
+        <w:rPr>
+          <w:rFonts w:ascii="Arial" w:hAnsi="Arial" w:cs="Arial"/>
+          <w:sz w:val="28"/>
+          <w:szCs w:val="32"/>
+        </w:rPr>
+        <w:t>-Dusan Djokic 131/22</w:t>
       </w:r>
     </w:p>
     <w:p>
@@ -29,144 +55,390 @@
     </w:p>
     <w:p>
       <w:pPr>
-        <w:jc w:val="center"/>
-        <w:rPr>
-          <w:rFonts w:ascii="Arial" w:hAnsi="Arial" w:cs="Arial"/>
-          <w:sz w:val="52"/>
-        </w:rPr>
-      </w:pPr>
-    </w:p>
-    <w:p>
-      <w:pPr>
-        <w:rPr>
-          <w:rFonts w:ascii="Arial" w:hAnsi="Arial" w:cs="Arial"/>
-          <w:sz w:val="32"/>
-        </w:rPr>
-      </w:pPr>
-    </w:p>
-    <w:p>
-      <w:pPr>
-        <w:rPr>
-          <w:rFonts w:ascii="Arial" w:hAnsi="Arial" w:cs="Arial"/>
-          <w:sz w:val="28"/>
-        </w:rPr>
-      </w:pPr>
-      <w:r>
-        <w:rPr>
-          <w:rFonts w:ascii="Arial" w:hAnsi="Arial" w:cs="Arial"/>
-          <w:sz w:val="28"/>
-        </w:rPr>
-        <w:t>Webstore(1</w:t>
-      </w:r>
+        <w:rPr>
+          <w:rFonts w:ascii="Arial" w:hAnsi="Arial" w:cs="Arial"/>
+          <w:sz w:val="32"/>
+        </w:rPr>
+      </w:pPr>
+    </w:p>
+    <w:p>
+      <w:pPr>
+        <w:rPr>
+          <w:rFonts w:ascii="Arial" w:hAnsi="Arial" w:cs="Arial"/>
+          <w:sz w:val="28"/>
+        </w:rPr>
+      </w:pPr>
+      <w:r>
+        <w:rPr>
+          <w:rFonts w:ascii="Arial" w:hAnsi="Arial" w:cs="Arial"/>
+          <w:sz w:val="28"/>
+        </w:rPr>
+        <w:t>Webstore(2)</w:t>
+      </w:r>
+    </w:p>
+    <w:p>
+      <w:pPr>
+        <w:rPr>
+          <w:rFonts w:ascii="Arial" w:hAnsi="Arial" w:cs="Arial"/>
+          <w:sz w:val="28"/>
+        </w:rPr>
+      </w:pPr>
+      <w:r>
+        <w:rPr>
+          <w:rFonts w:ascii="Arial" w:hAnsi="Arial" w:cs="Arial"/>
+          <w:sz w:val="28"/>
+        </w:rPr>
+        <w:t>Koriscene tehnologije</w:t>
+      </w:r>
+      <w:r>
+        <w:rPr>
+          <w:rFonts w:ascii="Arial" w:hAnsi="Arial" w:cs="Arial"/>
+          <w:sz w:val="28"/>
+        </w:rPr>
+        <w:t>(2)</w:t>
+      </w:r>
+    </w:p>
+    <w:p>
+      <w:pPr>
+        <w:rPr>
+          <w:rFonts w:ascii="Arial" w:hAnsi="Arial" w:cs="Arial"/>
+          <w:sz w:val="28"/>
+        </w:rPr>
+      </w:pPr>
+      <w:r>
+        <w:rPr>
+          <w:rFonts w:ascii="Arial" w:hAnsi="Arial" w:cs="Arial"/>
+          <w:sz w:val="28"/>
+        </w:rPr>
+        <w:t>Dizajn baze</w:t>
+      </w:r>
+      <w:r>
+        <w:rPr>
+          <w:rFonts w:ascii="Arial" w:hAnsi="Arial" w:cs="Arial"/>
+          <w:sz w:val="28"/>
+        </w:rPr>
+        <w:t>(2,3)</w:t>
+      </w:r>
+    </w:p>
+    <w:p>
+      <w:pPr>
+        <w:rPr>
+          <w:rFonts w:ascii="Arial" w:hAnsi="Arial" w:cs="Arial"/>
+          <w:sz w:val="28"/>
+        </w:rPr>
+      </w:pPr>
+      <w:r>
+        <w:rPr>
+          <w:rFonts w:ascii="Arial" w:hAnsi="Arial" w:cs="Arial"/>
+          <w:sz w:val="28"/>
+        </w:rPr>
+        <w:t>Struktura(3)</w:t>
+      </w:r>
+    </w:p>
+    <w:p>
+      <w:pPr>
+        <w:rPr>
+          <w:rFonts w:ascii="Arial" w:hAnsi="Arial" w:cs="Arial"/>
+          <w:sz w:val="28"/>
+        </w:rPr>
+      </w:pPr>
+      <w:r>
+        <w:rPr>
+          <w:rFonts w:ascii="Arial" w:hAnsi="Arial" w:cs="Arial"/>
+          <w:sz w:val="28"/>
+        </w:rPr>
+        <w:t>Funkcionalnosti(3,4)</w:t>
+      </w:r>
+    </w:p>
+    <w:p>
+      <w:pPr>
+        <w:rPr>
+          <w:rFonts w:ascii="Arial" w:hAnsi="Arial" w:cs="Arial"/>
+          <w:sz w:val="28"/>
+        </w:rPr>
+      </w:pPr>
+      <w:r>
+        <w:rPr>
+          <w:rFonts w:ascii="Arial" w:hAnsi="Arial" w:cs="Arial"/>
+          <w:sz w:val="28"/>
+        </w:rPr>
+        <w:t>Slike funkcionalnosti(5-</w:t>
+      </w:r>
+      <w:r>
+        <w:rPr>
+          <w:rFonts w:ascii="Arial" w:hAnsi="Arial" w:cs="Arial"/>
+          <w:sz w:val="28"/>
+        </w:rPr>
+        <w:t>10</w:t>
+      </w:r>
+      <w:r>
+        <w:rPr>
+          <w:rFonts w:ascii="Arial" w:hAnsi="Arial" w:cs="Arial"/>
+          <w:sz w:val="28"/>
+        </w:rPr>
+        <w:t>)</w:t>
+      </w:r>
+    </w:p>
+    <w:p>
+      <w:pPr>
+        <w:rPr>
+          <w:rFonts w:ascii="Arial" w:hAnsi="Arial" w:cs="Arial"/>
+          <w:sz w:val="28"/>
+        </w:rPr>
+      </w:pPr>
+      <w:r>
+        <w:rPr>
+          <w:rFonts w:ascii="Arial" w:hAnsi="Arial" w:cs="Arial"/>
+          <w:sz w:val="28"/>
+        </w:rPr>
+        <w:tab/>
+        <w:t>Forma za slanje mejlova(5)</w:t>
+      </w:r>
+    </w:p>
+    <w:p>
+      <w:pPr>
+        <w:rPr>
+          <w:rFonts w:ascii="Arial" w:hAnsi="Arial" w:cs="Arial"/>
+          <w:sz w:val="28"/>
+        </w:rPr>
+      </w:pPr>
+      <w:r>
+        <w:rPr>
+          <w:rFonts w:ascii="Arial" w:hAnsi="Arial" w:cs="Arial"/>
+          <w:sz w:val="28"/>
+        </w:rPr>
+        <w:tab/>
+        <w:t>Login forma(5)</w:t>
+      </w:r>
+    </w:p>
+    <w:p>
+      <w:pPr>
+        <w:rPr>
+          <w:rFonts w:ascii="Arial" w:hAnsi="Arial" w:cs="Arial"/>
+          <w:sz w:val="28"/>
+        </w:rPr>
+      </w:pPr>
+      <w:r>
+        <w:rPr>
+          <w:rFonts w:ascii="Arial" w:hAnsi="Arial" w:cs="Arial"/>
+          <w:sz w:val="28"/>
+        </w:rPr>
+        <w:tab/>
+        <w:t>Forma za registraciju(6)</w:t>
+      </w:r>
+    </w:p>
+    <w:p>
+      <w:pPr>
+        <w:rPr>
+          <w:rFonts w:ascii="Arial" w:hAnsi="Arial" w:cs="Arial"/>
+          <w:sz w:val="28"/>
+        </w:rPr>
+      </w:pPr>
+      <w:r>
+        <w:rPr>
+          <w:rFonts w:ascii="Arial" w:hAnsi="Arial" w:cs="Arial"/>
+          <w:sz w:val="28"/>
+        </w:rPr>
+        <w:tab/>
+        <w:t>Korpa(6)</w:t>
+      </w:r>
+    </w:p>
+    <w:p>
+      <w:pPr>
+        <w:rPr>
+          <w:rFonts w:ascii="Arial" w:hAnsi="Arial" w:cs="Arial"/>
+          <w:sz w:val="28"/>
+        </w:rPr>
+      </w:pPr>
+      <w:r>
+        <w:rPr>
+          <w:rFonts w:ascii="Arial" w:hAnsi="Arial" w:cs="Arial"/>
+          <w:sz w:val="28"/>
+        </w:rPr>
+        <w:tab/>
+        <w:t>Admin Panel(7)</w:t>
+      </w:r>
+    </w:p>
+    <w:p>
+      <w:pPr>
+        <w:rPr>
+          <w:rFonts w:ascii="Arial" w:hAnsi="Arial" w:cs="Arial"/>
+          <w:sz w:val="28"/>
+        </w:rPr>
+      </w:pPr>
+      <w:r>
+        <w:rPr>
+          <w:rFonts w:ascii="Arial" w:hAnsi="Arial" w:cs="Arial"/>
+          <w:sz w:val="28"/>
+        </w:rPr>
+        <w:tab/>
+      </w:r>
+      <w:r>
+        <w:rPr>
+          <w:rFonts w:ascii="Arial" w:hAnsi="Arial" w:cs="Arial"/>
+          <w:sz w:val="28"/>
+        </w:rPr>
+        <w:tab/>
+      </w:r>
+      <w:r>
+        <w:rPr>
+          <w:rFonts w:ascii="Arial" w:hAnsi="Arial" w:cs="Arial"/>
+          <w:sz w:val="32"/>
+          <w:szCs w:val="40"/>
+        </w:rPr>
+        <w:t>Store stranica sa admin ulogom(7)</w:t>
+      </w:r>
+    </w:p>
+    <w:p>
+      <w:pPr>
+        <w:rPr>
+          <w:rFonts w:ascii="Arial" w:hAnsi="Arial" w:cs="Arial"/>
+          <w:sz w:val="28"/>
+        </w:rPr>
+      </w:pPr>
+      <w:r>
+        <w:rPr>
+          <w:rFonts w:ascii="Arial" w:hAnsi="Arial" w:cs="Arial"/>
+          <w:sz w:val="28"/>
+        </w:rPr>
+        <w:tab/>
+      </w:r>
+      <w:r>
+        <w:rPr>
+          <w:rFonts w:ascii="Arial" w:hAnsi="Arial" w:cs="Arial"/>
+          <w:sz w:val="28"/>
+        </w:rPr>
+        <w:tab/>
+        <w:t>Forma za izmenu proizvoda(8)</w:t>
+      </w:r>
+    </w:p>
+    <w:p>
+      <w:pPr>
+        <w:rPr>
+          <w:rFonts w:ascii="Arial" w:hAnsi="Arial" w:cs="Arial"/>
+          <w:sz w:val="28"/>
+        </w:rPr>
+      </w:pPr>
+      <w:r>
+        <w:rPr>
+          <w:rFonts w:ascii="Arial" w:hAnsi="Arial" w:cs="Arial"/>
+          <w:sz w:val="28"/>
+        </w:rPr>
+        <w:tab/>
+      </w:r>
+      <w:r>
+        <w:rPr>
+          <w:rFonts w:ascii="Arial" w:hAnsi="Arial" w:cs="Arial"/>
+          <w:sz w:val="28"/>
+        </w:rPr>
+        <w:tab/>
+        <w:t>Stranica za kategorije(9)</w:t>
+      </w:r>
+    </w:p>
+    <w:p>
+      <w:pPr>
+        <w:rPr>
+          <w:rFonts w:ascii="Arial" w:hAnsi="Arial" w:cs="Arial"/>
+          <w:sz w:val="28"/>
+        </w:rPr>
+      </w:pPr>
+      <w:r>
+        <w:rPr>
+          <w:rFonts w:ascii="Arial" w:hAnsi="Arial" w:cs="Arial"/>
+          <w:sz w:val="28"/>
+        </w:rPr>
+        <w:tab/>
+      </w:r>
+      <w:r>
+        <w:rPr>
+          <w:rFonts w:ascii="Arial" w:hAnsi="Arial" w:cs="Arial"/>
+          <w:sz w:val="28"/>
+        </w:rPr>
+        <w:tab/>
+        <w:t>Forma za unos kategorije(9)</w:t>
+      </w:r>
+    </w:p>
+    <w:p>
+      <w:pPr>
+        <w:rPr>
+          <w:rFonts w:ascii="Arial" w:hAnsi="Arial" w:cs="Arial"/>
+          <w:sz w:val="28"/>
+        </w:rPr>
+      </w:pPr>
+      <w:r>
+        <w:rPr>
+          <w:rFonts w:ascii="Arial" w:hAnsi="Arial" w:cs="Arial"/>
+          <w:sz w:val="28"/>
+        </w:rPr>
+        <w:tab/>
+      </w:r>
+      <w:r>
+        <w:rPr>
+          <w:rFonts w:ascii="Arial" w:hAnsi="Arial" w:cs="Arial"/>
+          <w:sz w:val="28"/>
+        </w:rPr>
+        <w:tab/>
+        <w:t>Straniza za specifikacije(10)</w:t>
+      </w:r>
+    </w:p>
+    <w:p>
+      <w:pPr>
+        <w:rPr>
+          <w:rFonts w:ascii="Arial" w:hAnsi="Arial" w:cs="Arial"/>
+          <w:sz w:val="28"/>
+        </w:rPr>
+      </w:pPr>
+      <w:r>
+        <w:rPr>
+          <w:rFonts w:ascii="Arial" w:hAnsi="Arial" w:cs="Arial"/>
+          <w:sz w:val="28"/>
+        </w:rPr>
+        <w:tab/>
+      </w:r>
+      <w:r>
+        <w:rPr>
+          <w:rFonts w:ascii="Arial" w:hAnsi="Arial" w:cs="Arial"/>
+          <w:sz w:val="28"/>
+        </w:rPr>
+        <w:tab/>
+        <w:t>Forma za unos specifikacije(10)</w:t>
+      </w:r>
+    </w:p>
+    <w:p>
+      <w:pPr>
+        <w:rPr>
+          <w:rFonts w:ascii="Arial" w:hAnsi="Arial" w:cs="Arial"/>
+          <w:sz w:val="18"/>
+        </w:rPr>
+      </w:pPr>
+      <w:r>
+        <w:rPr>
+          <w:rFonts w:ascii="Arial" w:hAnsi="Arial" w:cs="Arial"/>
+          <w:sz w:val="28"/>
+        </w:rPr>
+        <w:tab/>
+      </w:r>
+    </w:p>
+    <w:p>
+      <w:pPr>
+        <w:rPr>
+          <w:rFonts w:ascii="Arial" w:hAnsi="Arial" w:cs="Arial"/>
+          <w:sz w:val="36"/>
+        </w:rPr>
+      </w:pPr>
+    </w:p>
+    <w:p>
+      <w:pPr>
+        <w:rPr>
+          <w:rFonts w:ascii="Arial" w:hAnsi="Arial" w:cs="Arial"/>
+          <w:sz w:val="40"/>
+        </w:rPr>
+      </w:pPr>
       <w:bookmarkStart w:id="0" w:name="_GoBack"/>
       <w:bookmarkEnd w:id="0"/>
       <w:r>
         <w:rPr>
           <w:rFonts w:ascii="Arial" w:hAnsi="Arial" w:cs="Arial"/>
-          <w:sz w:val="28"/>
-        </w:rPr>
-        <w:t>)</w:t>
-      </w:r>
-    </w:p>
-    <w:p>
-      <w:pPr>
-        <w:rPr>
-          <w:rFonts w:ascii="Arial" w:hAnsi="Arial" w:cs="Arial"/>
-          <w:sz w:val="28"/>
-        </w:rPr>
-      </w:pPr>
-      <w:r>
-        <w:rPr>
-          <w:rFonts w:ascii="Arial" w:hAnsi="Arial" w:cs="Arial"/>
-          <w:sz w:val="28"/>
-        </w:rPr>
-        <w:t>Koriscene tehnologije</w:t>
-      </w:r>
-      <w:r>
-        <w:rPr>
-          <w:rFonts w:ascii="Arial" w:hAnsi="Arial" w:cs="Arial"/>
-          <w:sz w:val="28"/>
-        </w:rPr>
-        <w:t>(1)</w:t>
-      </w:r>
-    </w:p>
-    <w:p>
-      <w:pPr>
-        <w:rPr>
-          <w:rFonts w:ascii="Arial" w:hAnsi="Arial" w:cs="Arial"/>
-          <w:sz w:val="28"/>
-        </w:rPr>
-      </w:pPr>
-      <w:r>
-        <w:rPr>
-          <w:rFonts w:ascii="Arial" w:hAnsi="Arial" w:cs="Arial"/>
-          <w:sz w:val="28"/>
-        </w:rPr>
-        <w:t>Dizajn baze</w:t>
-      </w:r>
-      <w:r>
-        <w:rPr>
-          <w:rFonts w:ascii="Arial" w:hAnsi="Arial" w:cs="Arial"/>
-          <w:sz w:val="28"/>
-        </w:rPr>
-        <w:t>(1,2)</w:t>
-      </w:r>
-    </w:p>
-    <w:p>
-      <w:pPr>
-        <w:rPr>
-          <w:rFonts w:ascii="Arial" w:hAnsi="Arial" w:cs="Arial"/>
-          <w:sz w:val="28"/>
-        </w:rPr>
-      </w:pPr>
-      <w:r>
-        <w:rPr>
-          <w:rFonts w:ascii="Arial" w:hAnsi="Arial" w:cs="Arial"/>
-          <w:sz w:val="28"/>
-        </w:rPr>
-        <w:t>Struktura(2)</w:t>
-      </w:r>
-    </w:p>
-    <w:p>
-      <w:pPr>
-        <w:rPr>
-          <w:rFonts w:ascii="Arial" w:hAnsi="Arial" w:cs="Arial"/>
-          <w:sz w:val="18"/>
-        </w:rPr>
-      </w:pPr>
-      <w:r>
-        <w:rPr>
-          <w:rFonts w:ascii="Arial" w:hAnsi="Arial" w:cs="Arial"/>
-          <w:sz w:val="28"/>
-        </w:rPr>
-        <w:t>Funkcionalnosti(2,3)</w:t>
-      </w:r>
-    </w:p>
-    <w:p>
-      <w:pPr>
-        <w:rPr>
-          <w:rFonts w:ascii="Arial" w:hAnsi="Arial" w:cs="Arial"/>
-          <w:sz w:val="32"/>
-        </w:rPr>
-      </w:pPr>
-      <w:r>
-        <w:rPr>
-          <w:rFonts w:ascii="Arial" w:hAnsi="Arial" w:cs="Arial"/>
-          <w:sz w:val="32"/>
-        </w:rPr>
-        <w:br w:type="page"/>
-      </w:r>
-    </w:p>
-    <w:p>
-      <w:pPr>
-        <w:rPr>
-          <w:rFonts w:ascii="Arial" w:hAnsi="Arial" w:cs="Arial"/>
-          <w:sz w:val="40"/>
-        </w:rPr>
-      </w:pPr>
-      <w:r>
-        <w:rPr>
-          <w:rFonts w:ascii="Arial" w:hAnsi="Arial" w:cs="Arial"/>
           <w:sz w:val="36"/>
         </w:rPr>
         <w:lastRenderedPageBreak/>
@@ -245,6 +517,13 @@
           <w:sz w:val="32"/>
         </w:rPr>
         <w:t>Tailwindcss vite</w:t>
+      </w:r>
+      <w:r>
+        <w:rPr>
+          <w:rFonts w:ascii="Arial" w:hAnsi="Arial" w:cs="Arial"/>
+          <w:sz w:val="32"/>
+        </w:rPr>
+        <w:t>(7.3.1)</w:t>
       </w:r>
       <w:r>
         <w:rPr>
@@ -549,6 +828,14 @@
         </w:rPr>
         <w:t>Neautorizovani korisnici mogu na stranici “store” da filtriraju I sortiraju proizvode, “store” stranica poseduje I paginaciju.</w:t>
       </w:r>
+      <w:r>
+        <w:rPr>
+          <w:rFonts w:ascii="Arial" w:hAnsi="Arial" w:cs="Arial"/>
+          <w:sz w:val="32"/>
+          <w:szCs w:val="40"/>
+        </w:rPr>
+        <w:t xml:space="preserve"> Takodje ima prava da posalje mejl. Razlika izmedju slanja mejla sa “contact” stranice izmedju neautorizovanog I autorizovanog je ta sto se za autorizovanog automatski popunja polje za email sa njegovom email dresom I nije moguce izmeniti to polje.</w:t>
+      </w:r>
     </w:p>
     <w:p>
       <w:pPr>
@@ -609,27 +896,869 @@
         </w:rPr>
         <w:t>Administrator nakon logovanja I pristupanja admin panel-u ima pristup operacijama nad proizvodima, specifikacijama I kategorijama. Za pronalaska izmene I brisanja odredjenog proizvoda potrebno je(tako ulogovan kao administrator) vratiti se na klijentski deo vebsajta I pristupiti stranici “store” gde ce biti vidljivi linkovi.</w:t>
       </w:r>
-    </w:p>
-    <w:p>
-      <w:pPr>
-        <w:rPr>
-          <w:rFonts w:ascii="Arial" w:hAnsi="Arial" w:cs="Arial"/>
-          <w:sz w:val="32"/>
-          <w:szCs w:val="40"/>
-        </w:rPr>
-      </w:pPr>
-    </w:p>
-    <w:p>
-      <w:pPr>
-        <w:rPr>
-          <w:rFonts w:ascii="Arial" w:hAnsi="Arial" w:cs="Arial"/>
-          <w:sz w:val="32"/>
-          <w:szCs w:val="40"/>
-        </w:rPr>
-      </w:pPr>
+      <w:r>
+        <w:rPr>
+          <w:rFonts w:ascii="Arial" w:hAnsi="Arial" w:cs="Arial"/>
+          <w:sz w:val="32"/>
+          <w:szCs w:val="40"/>
+        </w:rPr>
+        <w:t xml:space="preserve"> Administrator ce moci da izvrsi operacije brisanja na stranicama “categories” I “specifications” </w:t>
+      </w:r>
+      <w:r>
+        <w:rPr>
+          <w:rFonts w:ascii="Arial" w:hAnsi="Arial" w:cs="Arial"/>
+          <w:i/>
+          <w:sz w:val="32"/>
+          <w:szCs w:val="40"/>
+          <w:u w:val="single"/>
+        </w:rPr>
+        <w:t xml:space="preserve">samo ako kursorom </w:t>
+      </w:r>
+      <w:r>
+        <w:rPr>
+          <w:rFonts w:ascii="Arial" w:hAnsi="Arial" w:cs="Arial"/>
+          <w:i/>
+          <w:sz w:val="32"/>
+          <w:szCs w:val="40"/>
+          <w:u w:val="single"/>
+        </w:rPr>
+        <w:lastRenderedPageBreak/>
+        <w:t>misa predje preko stavke koju zeli obrisati</w:t>
+      </w:r>
+      <w:r>
+        <w:rPr>
+          <w:rFonts w:ascii="Arial" w:hAnsi="Arial" w:cs="Arial"/>
+          <w:sz w:val="32"/>
+          <w:szCs w:val="40"/>
+          <w:u w:val="single"/>
+        </w:rPr>
+        <w:t>.</w:t>
+      </w:r>
+      <w:r>
+        <w:rPr>
+          <w:rFonts w:ascii="Arial" w:hAnsi="Arial" w:cs="Arial"/>
+          <w:sz w:val="32"/>
+          <w:szCs w:val="40"/>
+        </w:rPr>
+        <w:t xml:space="preserve"> JQuery animacijom se tada prikazuje ikonica kante koja omogucava tu operaciju.</w:t>
+      </w:r>
+    </w:p>
+    <w:p>
+      <w:pPr>
+        <w:rPr>
+          <w:rFonts w:ascii="Arial" w:hAnsi="Arial" w:cs="Arial"/>
+          <w:sz w:val="32"/>
+          <w:szCs w:val="40"/>
+        </w:rPr>
+      </w:pPr>
+    </w:p>
+    <w:p>
+      <w:pPr>
+        <w:rPr>
+          <w:rFonts w:ascii="Arial" w:hAnsi="Arial" w:cs="Arial"/>
+          <w:sz w:val="32"/>
+          <w:szCs w:val="40"/>
+        </w:rPr>
+      </w:pPr>
+      <w:r>
+        <w:rPr>
+          <w:rFonts w:ascii="Arial" w:hAnsi="Arial" w:cs="Arial"/>
+          <w:sz w:val="32"/>
+          <w:szCs w:val="40"/>
+        </w:rPr>
+        <w:t>Forma za slanje mejlova:</w:t>
+      </w:r>
+      <w:r>
+        <w:rPr>
+          <w:rFonts w:ascii="Arial" w:hAnsi="Arial" w:cs="Arial"/>
+          <w:sz w:val="32"/>
+          <w:szCs w:val="40"/>
+        </w:rPr>
+        <w:br/>
+      </w:r>
+      <w:r>
+        <w:rPr>
+          <w:noProof/>
+        </w:rPr>
+        <w:drawing>
+          <wp:inline distT="0" distB="0" distL="0" distR="0" wp14:anchorId="3FE834EC" wp14:editId="05DDDFF2">
+            <wp:extent cx="5943600" cy="2812415"/>
+            <wp:effectExtent l="0" t="0" r="0" b="6985"/>
+            <wp:docPr id="2" name="Picture 2"/>
+            <wp:cNvGraphicFramePr>
+              <a:graphicFrameLocks xmlns:a="http://schemas.openxmlformats.org/drawingml/2006/main" noChangeAspect="1"/>
+            </wp:cNvGraphicFramePr>
+            <a:graphic xmlns:a="http://schemas.openxmlformats.org/drawingml/2006/main">
+              <a:graphicData uri="http://schemas.openxmlformats.org/drawingml/2006/picture">
+                <pic:pic xmlns:pic="http://schemas.openxmlformats.org/drawingml/2006/picture">
+                  <pic:nvPicPr>
+                    <pic:cNvPr id="1" name=""/>
+                    <pic:cNvPicPr/>
+                  </pic:nvPicPr>
+                  <pic:blipFill>
+                    <a:blip r:embed="rId7"/>
+                    <a:stretch>
+                      <a:fillRect/>
+                    </a:stretch>
+                  </pic:blipFill>
+                  <pic:spPr>
+                    <a:xfrm>
+                      <a:off x="0" y="0"/>
+                      <a:ext cx="5943600" cy="2812415"/>
+                    </a:xfrm>
+                    <a:prstGeom prst="rect">
+                      <a:avLst/>
+                    </a:prstGeom>
+                  </pic:spPr>
+                </pic:pic>
+              </a:graphicData>
+            </a:graphic>
+          </wp:inline>
+        </w:drawing>
+      </w:r>
+    </w:p>
+    <w:p>
+      <w:pPr>
+        <w:rPr>
+          <w:rFonts w:ascii="Arial" w:hAnsi="Arial" w:cs="Arial"/>
+          <w:sz w:val="32"/>
+          <w:szCs w:val="40"/>
+        </w:rPr>
+      </w:pPr>
+    </w:p>
+    <w:p>
+      <w:pPr>
+        <w:rPr>
+          <w:rFonts w:ascii="Arial" w:hAnsi="Arial" w:cs="Arial"/>
+          <w:sz w:val="32"/>
+          <w:szCs w:val="40"/>
+        </w:rPr>
+      </w:pPr>
+      <w:r>
+        <w:rPr>
+          <w:rFonts w:ascii="Arial" w:hAnsi="Arial" w:cs="Arial"/>
+          <w:sz w:val="32"/>
+          <w:szCs w:val="40"/>
+        </w:rPr>
+        <w:t>Login forma:</w:t>
+      </w:r>
+      <w:r>
+        <w:rPr>
+          <w:rFonts w:ascii="Arial" w:hAnsi="Arial" w:cs="Arial"/>
+          <w:sz w:val="32"/>
+          <w:szCs w:val="40"/>
+        </w:rPr>
+        <w:br/>
+      </w:r>
+      <w:r>
+        <w:rPr>
+          <w:noProof/>
+        </w:rPr>
+        <w:drawing>
+          <wp:inline distT="0" distB="0" distL="0" distR="0" wp14:anchorId="4A991EAE" wp14:editId="3B007CEB">
+            <wp:extent cx="5943600" cy="2824480"/>
+            <wp:effectExtent l="0" t="0" r="0" b="0"/>
+            <wp:docPr id="3" name="Picture 3"/>
+            <wp:cNvGraphicFramePr>
+              <a:graphicFrameLocks xmlns:a="http://schemas.openxmlformats.org/drawingml/2006/main" noChangeAspect="1"/>
+            </wp:cNvGraphicFramePr>
+            <a:graphic xmlns:a="http://schemas.openxmlformats.org/drawingml/2006/main">
+              <a:graphicData uri="http://schemas.openxmlformats.org/drawingml/2006/picture">
+                <pic:pic xmlns:pic="http://schemas.openxmlformats.org/drawingml/2006/picture">
+                  <pic:nvPicPr>
+                    <pic:cNvPr id="1" name=""/>
+                    <pic:cNvPicPr/>
+                  </pic:nvPicPr>
+                  <pic:blipFill>
+                    <a:blip r:embed="rId8"/>
+                    <a:stretch>
+                      <a:fillRect/>
+                    </a:stretch>
+                  </pic:blipFill>
+                  <pic:spPr>
+                    <a:xfrm>
+                      <a:off x="0" y="0"/>
+                      <a:ext cx="5943600" cy="2824480"/>
+                    </a:xfrm>
+                    <a:prstGeom prst="rect">
+                      <a:avLst/>
+                    </a:prstGeom>
+                  </pic:spPr>
+                </pic:pic>
+              </a:graphicData>
+            </a:graphic>
+          </wp:inline>
+        </w:drawing>
+      </w:r>
+    </w:p>
+    <w:p>
+      <w:pPr>
+        <w:rPr>
+          <w:rFonts w:ascii="Arial" w:hAnsi="Arial" w:cs="Arial"/>
+          <w:sz w:val="32"/>
+          <w:szCs w:val="40"/>
+        </w:rPr>
+      </w:pPr>
+    </w:p>
+    <w:p>
+      <w:pPr>
+        <w:rPr>
+          <w:rFonts w:ascii="Arial" w:hAnsi="Arial" w:cs="Arial"/>
+          <w:sz w:val="32"/>
+          <w:szCs w:val="40"/>
+        </w:rPr>
+      </w:pPr>
+      <w:r>
+        <w:rPr>
+          <w:rFonts w:ascii="Arial" w:hAnsi="Arial" w:cs="Arial"/>
+          <w:sz w:val="32"/>
+          <w:szCs w:val="40"/>
+        </w:rPr>
+        <w:lastRenderedPageBreak/>
+        <w:t>Forma za registraciju:</w:t>
+      </w:r>
+      <w:r>
+        <w:rPr>
+          <w:rFonts w:ascii="Arial" w:hAnsi="Arial" w:cs="Arial"/>
+          <w:sz w:val="32"/>
+          <w:szCs w:val="40"/>
+        </w:rPr>
+        <w:br/>
+      </w:r>
+      <w:r>
+        <w:rPr>
+          <w:noProof/>
+        </w:rPr>
+        <w:drawing>
+          <wp:inline distT="0" distB="0" distL="0" distR="0" wp14:anchorId="39ACC0EB" wp14:editId="25F06888">
+            <wp:extent cx="5943600" cy="2757805"/>
+            <wp:effectExtent l="0" t="0" r="0" b="4445"/>
+            <wp:docPr id="4" name="Picture 4"/>
+            <wp:cNvGraphicFramePr>
+              <a:graphicFrameLocks xmlns:a="http://schemas.openxmlformats.org/drawingml/2006/main" noChangeAspect="1"/>
+            </wp:cNvGraphicFramePr>
+            <a:graphic xmlns:a="http://schemas.openxmlformats.org/drawingml/2006/main">
+              <a:graphicData uri="http://schemas.openxmlformats.org/drawingml/2006/picture">
+                <pic:pic xmlns:pic="http://schemas.openxmlformats.org/drawingml/2006/picture">
+                  <pic:nvPicPr>
+                    <pic:cNvPr id="1" name=""/>
+                    <pic:cNvPicPr/>
+                  </pic:nvPicPr>
+                  <pic:blipFill>
+                    <a:blip r:embed="rId9"/>
+                    <a:stretch>
+                      <a:fillRect/>
+                    </a:stretch>
+                  </pic:blipFill>
+                  <pic:spPr>
+                    <a:xfrm>
+                      <a:off x="0" y="0"/>
+                      <a:ext cx="5943600" cy="2757805"/>
+                    </a:xfrm>
+                    <a:prstGeom prst="rect">
+                      <a:avLst/>
+                    </a:prstGeom>
+                  </pic:spPr>
+                </pic:pic>
+              </a:graphicData>
+            </a:graphic>
+          </wp:inline>
+        </w:drawing>
+      </w:r>
+    </w:p>
+    <w:p>
+      <w:pPr>
+        <w:rPr>
+          <w:rFonts w:ascii="Arial" w:hAnsi="Arial" w:cs="Arial"/>
+          <w:sz w:val="32"/>
+          <w:szCs w:val="40"/>
+        </w:rPr>
+      </w:pPr>
+    </w:p>
+    <w:p>
+      <w:pPr>
+        <w:rPr>
+          <w:rFonts w:ascii="Arial" w:hAnsi="Arial" w:cs="Arial"/>
+          <w:sz w:val="32"/>
+          <w:szCs w:val="40"/>
+        </w:rPr>
+      </w:pPr>
+      <w:r>
+        <w:rPr>
+          <w:rFonts w:ascii="Arial" w:hAnsi="Arial" w:cs="Arial"/>
+          <w:sz w:val="32"/>
+          <w:szCs w:val="40"/>
+        </w:rPr>
+        <w:t>Korpa:</w:t>
+      </w:r>
+      <w:r>
+        <w:rPr>
+          <w:rFonts w:ascii="Arial" w:hAnsi="Arial" w:cs="Arial"/>
+          <w:sz w:val="32"/>
+          <w:szCs w:val="40"/>
+        </w:rPr>
+        <w:br/>
+      </w:r>
+      <w:r>
+        <w:rPr>
+          <w:noProof/>
+        </w:rPr>
+        <w:drawing>
+          <wp:inline distT="0" distB="0" distL="0" distR="0" wp14:anchorId="5891F308" wp14:editId="6846A9C2">
+            <wp:extent cx="5943600" cy="2812415"/>
+            <wp:effectExtent l="0" t="0" r="0" b="6985"/>
+            <wp:docPr id="5" name="Picture 5"/>
+            <wp:cNvGraphicFramePr>
+              <a:graphicFrameLocks xmlns:a="http://schemas.openxmlformats.org/drawingml/2006/main" noChangeAspect="1"/>
+            </wp:cNvGraphicFramePr>
+            <a:graphic xmlns:a="http://schemas.openxmlformats.org/drawingml/2006/main">
+              <a:graphicData uri="http://schemas.openxmlformats.org/drawingml/2006/picture">
+                <pic:pic xmlns:pic="http://schemas.openxmlformats.org/drawingml/2006/picture">
+                  <pic:nvPicPr>
+                    <pic:cNvPr id="1" name=""/>
+                    <pic:cNvPicPr/>
+                  </pic:nvPicPr>
+                  <pic:blipFill>
+                    <a:blip r:embed="rId10"/>
+                    <a:stretch>
+                      <a:fillRect/>
+                    </a:stretch>
+                  </pic:blipFill>
+                  <pic:spPr>
+                    <a:xfrm>
+                      <a:off x="0" y="0"/>
+                      <a:ext cx="5943600" cy="2812415"/>
+                    </a:xfrm>
+                    <a:prstGeom prst="rect">
+                      <a:avLst/>
+                    </a:prstGeom>
+                  </pic:spPr>
+                </pic:pic>
+              </a:graphicData>
+            </a:graphic>
+          </wp:inline>
+        </w:drawing>
+      </w:r>
+    </w:p>
+    <w:p>
+      <w:pPr>
+        <w:rPr>
+          <w:rFonts w:ascii="Arial" w:hAnsi="Arial" w:cs="Arial"/>
+          <w:sz w:val="32"/>
+          <w:szCs w:val="40"/>
+        </w:rPr>
+      </w:pPr>
+    </w:p>
+    <w:p>
+      <w:pPr>
+        <w:rPr>
+          <w:rFonts w:ascii="Arial" w:hAnsi="Arial" w:cs="Arial"/>
+          <w:sz w:val="32"/>
+          <w:szCs w:val="40"/>
+        </w:rPr>
+      </w:pPr>
+      <w:r>
+        <w:rPr>
+          <w:rFonts w:ascii="Arial" w:hAnsi="Arial" w:cs="Arial"/>
+          <w:sz w:val="32"/>
+          <w:szCs w:val="40"/>
+        </w:rPr>
+        <w:lastRenderedPageBreak/>
+        <w:t>Admin Panel:</w:t>
+      </w:r>
+      <w:r>
+        <w:rPr>
+          <w:rFonts w:ascii="Arial" w:hAnsi="Arial" w:cs="Arial"/>
+          <w:sz w:val="32"/>
+          <w:szCs w:val="40"/>
+        </w:rPr>
+        <w:br/>
+      </w:r>
+      <w:r>
+        <w:rPr>
+          <w:noProof/>
+        </w:rPr>
+        <w:drawing>
+          <wp:inline distT="0" distB="0" distL="0" distR="0" wp14:anchorId="048C1BD8" wp14:editId="45FFF949">
+            <wp:extent cx="5943600" cy="2551430"/>
+            <wp:effectExtent l="0" t="0" r="0" b="1270"/>
+            <wp:docPr id="6" name="Picture 6"/>
+            <wp:cNvGraphicFramePr>
+              <a:graphicFrameLocks xmlns:a="http://schemas.openxmlformats.org/drawingml/2006/main" noChangeAspect="1"/>
+            </wp:cNvGraphicFramePr>
+            <a:graphic xmlns:a="http://schemas.openxmlformats.org/drawingml/2006/main">
+              <a:graphicData uri="http://schemas.openxmlformats.org/drawingml/2006/picture">
+                <pic:pic xmlns:pic="http://schemas.openxmlformats.org/drawingml/2006/picture">
+                  <pic:nvPicPr>
+                    <pic:cNvPr id="1" name=""/>
+                    <pic:cNvPicPr/>
+                  </pic:nvPicPr>
+                  <pic:blipFill>
+                    <a:blip r:embed="rId11"/>
+                    <a:stretch>
+                      <a:fillRect/>
+                    </a:stretch>
+                  </pic:blipFill>
+                  <pic:spPr>
+                    <a:xfrm>
+                      <a:off x="0" y="0"/>
+                      <a:ext cx="5943600" cy="2551430"/>
+                    </a:xfrm>
+                    <a:prstGeom prst="rect">
+                      <a:avLst/>
+                    </a:prstGeom>
+                  </pic:spPr>
+                </pic:pic>
+              </a:graphicData>
+            </a:graphic>
+          </wp:inline>
+        </w:drawing>
+      </w:r>
+    </w:p>
+    <w:p>
+      <w:pPr>
+        <w:rPr>
+          <w:rFonts w:ascii="Arial" w:hAnsi="Arial" w:cs="Arial"/>
+          <w:sz w:val="32"/>
+          <w:szCs w:val="40"/>
+        </w:rPr>
+      </w:pPr>
+    </w:p>
+    <w:p>
+      <w:pPr>
+        <w:rPr>
+          <w:rFonts w:ascii="Arial" w:hAnsi="Arial" w:cs="Arial"/>
+          <w:sz w:val="32"/>
+          <w:szCs w:val="40"/>
+        </w:rPr>
+      </w:pPr>
+      <w:r>
+        <w:rPr>
+          <w:rFonts w:ascii="Arial" w:hAnsi="Arial" w:cs="Arial"/>
+          <w:sz w:val="32"/>
+          <w:szCs w:val="40"/>
+        </w:rPr>
+        <w:t>Store stranica sa admin ulogom:</w:t>
+      </w:r>
+      <w:r>
+        <w:rPr>
+          <w:rFonts w:ascii="Arial" w:hAnsi="Arial" w:cs="Arial"/>
+          <w:sz w:val="32"/>
+          <w:szCs w:val="40"/>
+        </w:rPr>
+        <w:br/>
+      </w:r>
+      <w:r>
+        <w:rPr>
+          <w:noProof/>
+        </w:rPr>
+        <w:drawing>
+          <wp:inline distT="0" distB="0" distL="0" distR="0" wp14:anchorId="686FC1B9" wp14:editId="70ED7F55">
+            <wp:extent cx="5943600" cy="2801620"/>
+            <wp:effectExtent l="0" t="0" r="0" b="0"/>
+            <wp:docPr id="7" name="Picture 7"/>
+            <wp:cNvGraphicFramePr>
+              <a:graphicFrameLocks xmlns:a="http://schemas.openxmlformats.org/drawingml/2006/main" noChangeAspect="1"/>
+            </wp:cNvGraphicFramePr>
+            <a:graphic xmlns:a="http://schemas.openxmlformats.org/drawingml/2006/main">
+              <a:graphicData uri="http://schemas.openxmlformats.org/drawingml/2006/picture">
+                <pic:pic xmlns:pic="http://schemas.openxmlformats.org/drawingml/2006/picture">
+                  <pic:nvPicPr>
+                    <pic:cNvPr id="1" name=""/>
+                    <pic:cNvPicPr/>
+                  </pic:nvPicPr>
+                  <pic:blipFill>
+                    <a:blip r:embed="rId12"/>
+                    <a:stretch>
+                      <a:fillRect/>
+                    </a:stretch>
+                  </pic:blipFill>
+                  <pic:spPr>
+                    <a:xfrm>
+                      <a:off x="0" y="0"/>
+                      <a:ext cx="5943600" cy="2801620"/>
+                    </a:xfrm>
+                    <a:prstGeom prst="rect">
+                      <a:avLst/>
+                    </a:prstGeom>
+                  </pic:spPr>
+                </pic:pic>
+              </a:graphicData>
+            </a:graphic>
+          </wp:inline>
+        </w:drawing>
+      </w:r>
+    </w:p>
+    <w:p>
+      <w:pPr>
+        <w:rPr>
+          <w:rFonts w:ascii="Arial" w:hAnsi="Arial" w:cs="Arial"/>
+          <w:sz w:val="32"/>
+          <w:szCs w:val="40"/>
+        </w:rPr>
+      </w:pPr>
+    </w:p>
+    <w:p>
+      <w:pPr>
+        <w:rPr>
+          <w:rFonts w:ascii="Arial" w:hAnsi="Arial" w:cs="Arial"/>
+          <w:sz w:val="32"/>
+          <w:szCs w:val="40"/>
+        </w:rPr>
+      </w:pPr>
+      <w:r>
+        <w:rPr>
+          <w:rFonts w:ascii="Arial" w:hAnsi="Arial" w:cs="Arial"/>
+          <w:sz w:val="32"/>
+          <w:szCs w:val="40"/>
+        </w:rPr>
+        <w:lastRenderedPageBreak/>
+        <w:t>Forma za izmenu proizvoda:</w:t>
+      </w:r>
+      <w:r>
+        <w:rPr>
+          <w:rFonts w:ascii="Arial" w:hAnsi="Arial" w:cs="Arial"/>
+          <w:sz w:val="32"/>
+          <w:szCs w:val="40"/>
+        </w:rPr>
+        <w:br/>
+      </w:r>
+      <w:r>
+        <w:rPr>
+          <w:noProof/>
+        </w:rPr>
+        <w:drawing>
+          <wp:inline distT="0" distB="0" distL="0" distR="0" wp14:anchorId="2EEF8C36" wp14:editId="3BAF7B3D">
+            <wp:extent cx="5943600" cy="5622925"/>
+            <wp:effectExtent l="0" t="0" r="0" b="0"/>
+            <wp:docPr id="8" name="Picture 8"/>
+            <wp:cNvGraphicFramePr>
+              <a:graphicFrameLocks xmlns:a="http://schemas.openxmlformats.org/drawingml/2006/main" noChangeAspect="1"/>
+            </wp:cNvGraphicFramePr>
+            <a:graphic xmlns:a="http://schemas.openxmlformats.org/drawingml/2006/main">
+              <a:graphicData uri="http://schemas.openxmlformats.org/drawingml/2006/picture">
+                <pic:pic xmlns:pic="http://schemas.openxmlformats.org/drawingml/2006/picture">
+                  <pic:nvPicPr>
+                    <pic:cNvPr id="1" name=""/>
+                    <pic:cNvPicPr/>
+                  </pic:nvPicPr>
+                  <pic:blipFill>
+                    <a:blip r:embed="rId13"/>
+                    <a:stretch>
+                      <a:fillRect/>
+                    </a:stretch>
+                  </pic:blipFill>
+                  <pic:spPr>
+                    <a:xfrm>
+                      <a:off x="0" y="0"/>
+                      <a:ext cx="5943600" cy="5622925"/>
+                    </a:xfrm>
+                    <a:prstGeom prst="rect">
+                      <a:avLst/>
+                    </a:prstGeom>
+                  </pic:spPr>
+                </pic:pic>
+              </a:graphicData>
+            </a:graphic>
+          </wp:inline>
+        </w:drawing>
+      </w:r>
+    </w:p>
+    <w:p>
+      <w:pPr>
+        <w:rPr>
+          <w:rFonts w:ascii="Arial" w:hAnsi="Arial" w:cs="Arial"/>
+          <w:sz w:val="32"/>
+          <w:szCs w:val="40"/>
+        </w:rPr>
+      </w:pPr>
+    </w:p>
+    <w:p>
+      <w:pPr>
+        <w:rPr>
+          <w:rFonts w:ascii="Arial" w:hAnsi="Arial" w:cs="Arial"/>
+          <w:sz w:val="32"/>
+          <w:szCs w:val="40"/>
+        </w:rPr>
+      </w:pPr>
+      <w:r>
+        <w:rPr>
+          <w:rFonts w:ascii="Arial" w:hAnsi="Arial" w:cs="Arial"/>
+          <w:sz w:val="32"/>
+          <w:szCs w:val="40"/>
+        </w:rPr>
+        <w:lastRenderedPageBreak/>
+        <w:t>Stranica za kategorije:</w:t>
+      </w:r>
+      <w:r>
+        <w:rPr>
+          <w:rFonts w:ascii="Arial" w:hAnsi="Arial" w:cs="Arial"/>
+          <w:sz w:val="32"/>
+          <w:szCs w:val="40"/>
+        </w:rPr>
+        <w:br/>
+      </w:r>
+      <w:r>
+        <w:rPr>
+          <w:noProof/>
+        </w:rPr>
+        <w:drawing>
+          <wp:inline distT="0" distB="0" distL="0" distR="0" wp14:anchorId="2B492D9E" wp14:editId="191AAE05">
+            <wp:extent cx="5943600" cy="3417570"/>
+            <wp:effectExtent l="0" t="0" r="0" b="0"/>
+            <wp:docPr id="9" name="Picture 9"/>
+            <wp:cNvGraphicFramePr>
+              <a:graphicFrameLocks xmlns:a="http://schemas.openxmlformats.org/drawingml/2006/main" noChangeAspect="1"/>
+            </wp:cNvGraphicFramePr>
+            <a:graphic xmlns:a="http://schemas.openxmlformats.org/drawingml/2006/main">
+              <a:graphicData uri="http://schemas.openxmlformats.org/drawingml/2006/picture">
+                <pic:pic xmlns:pic="http://schemas.openxmlformats.org/drawingml/2006/picture">
+                  <pic:nvPicPr>
+                    <pic:cNvPr id="1" name=""/>
+                    <pic:cNvPicPr/>
+                  </pic:nvPicPr>
+                  <pic:blipFill>
+                    <a:blip r:embed="rId14"/>
+                    <a:stretch>
+                      <a:fillRect/>
+                    </a:stretch>
+                  </pic:blipFill>
+                  <pic:spPr>
+                    <a:xfrm>
+                      <a:off x="0" y="0"/>
+                      <a:ext cx="5943600" cy="3417570"/>
+                    </a:xfrm>
+                    <a:prstGeom prst="rect">
+                      <a:avLst/>
+                    </a:prstGeom>
+                  </pic:spPr>
+                </pic:pic>
+              </a:graphicData>
+            </a:graphic>
+          </wp:inline>
+        </w:drawing>
+      </w:r>
+    </w:p>
+    <w:p>
+      <w:pPr>
+        <w:rPr>
+          <w:rFonts w:ascii="Arial" w:hAnsi="Arial" w:cs="Arial"/>
+          <w:sz w:val="32"/>
+          <w:szCs w:val="40"/>
+        </w:rPr>
+      </w:pPr>
+    </w:p>
+    <w:p>
+      <w:pPr>
+        <w:rPr>
+          <w:rFonts w:ascii="Arial" w:hAnsi="Arial" w:cs="Arial"/>
+          <w:sz w:val="28"/>
+        </w:rPr>
+      </w:pPr>
+      <w:r>
+        <w:rPr>
+          <w:rFonts w:ascii="Arial" w:hAnsi="Arial" w:cs="Arial"/>
+          <w:sz w:val="28"/>
+        </w:rPr>
+        <w:t>Forma za unos kategorije:</w:t>
+      </w:r>
+      <w:r>
+        <w:rPr>
+          <w:rFonts w:ascii="Arial" w:hAnsi="Arial" w:cs="Arial"/>
+          <w:sz w:val="28"/>
+        </w:rPr>
+        <w:br/>
+      </w:r>
+      <w:r>
+        <w:rPr>
+          <w:noProof/>
+        </w:rPr>
+        <w:drawing>
+          <wp:inline distT="0" distB="0" distL="0" distR="0" wp14:anchorId="4D14141E" wp14:editId="556DC11E">
+            <wp:extent cx="5943600" cy="1770380"/>
+            <wp:effectExtent l="0" t="0" r="0" b="1270"/>
+            <wp:docPr id="10" name="Picture 10"/>
+            <wp:cNvGraphicFramePr>
+              <a:graphicFrameLocks xmlns:a="http://schemas.openxmlformats.org/drawingml/2006/main" noChangeAspect="1"/>
+            </wp:cNvGraphicFramePr>
+            <a:graphic xmlns:a="http://schemas.openxmlformats.org/drawingml/2006/main">
+              <a:graphicData uri="http://schemas.openxmlformats.org/drawingml/2006/picture">
+                <pic:pic xmlns:pic="http://schemas.openxmlformats.org/drawingml/2006/picture">
+                  <pic:nvPicPr>
+                    <pic:cNvPr id="1" name=""/>
+                    <pic:cNvPicPr/>
+                  </pic:nvPicPr>
+                  <pic:blipFill>
+                    <a:blip r:embed="rId15"/>
+                    <a:stretch>
+                      <a:fillRect/>
+                    </a:stretch>
+                  </pic:blipFill>
+                  <pic:spPr>
+                    <a:xfrm>
+                      <a:off x="0" y="0"/>
+                      <a:ext cx="5943600" cy="1770380"/>
+                    </a:xfrm>
+                    <a:prstGeom prst="rect">
+                      <a:avLst/>
+                    </a:prstGeom>
+                  </pic:spPr>
+                </pic:pic>
+              </a:graphicData>
+            </a:graphic>
+          </wp:inline>
+        </w:drawing>
+      </w:r>
+    </w:p>
+    <w:p>
+      <w:pPr>
+        <w:rPr>
+          <w:rFonts w:ascii="Arial" w:hAnsi="Arial" w:cs="Arial"/>
+          <w:sz w:val="28"/>
+        </w:rPr>
+      </w:pPr>
+    </w:p>
+    <w:p>
+      <w:pPr>
+        <w:rPr>
+          <w:rFonts w:ascii="Arial" w:hAnsi="Arial" w:cs="Arial"/>
+          <w:sz w:val="28"/>
+        </w:rPr>
+      </w:pPr>
+      <w:r>
+        <w:rPr>
+          <w:rFonts w:ascii="Arial" w:hAnsi="Arial" w:cs="Arial"/>
+          <w:sz w:val="28"/>
+        </w:rPr>
+        <w:t>Stranica za specifikacije:</w:t>
+      </w:r>
+    </w:p>
+    <w:p>
+      <w:pPr>
+        <w:rPr>
+          <w:rFonts w:ascii="Arial" w:hAnsi="Arial" w:cs="Arial"/>
+          <w:sz w:val="32"/>
+          <w:szCs w:val="40"/>
+        </w:rPr>
+      </w:pPr>
+      <w:r>
+        <w:rPr>
+          <w:noProof/>
+        </w:rPr>
+        <w:lastRenderedPageBreak/>
+        <w:drawing>
+          <wp:inline distT="0" distB="0" distL="0" distR="0" wp14:anchorId="32960488" wp14:editId="7C8FFB5E">
+            <wp:extent cx="5943600" cy="3158490"/>
+            <wp:effectExtent l="0" t="0" r="0" b="3810"/>
+            <wp:docPr id="11" name="Picture 11"/>
+            <wp:cNvGraphicFramePr>
+              <a:graphicFrameLocks xmlns:a="http://schemas.openxmlformats.org/drawingml/2006/main" noChangeAspect="1"/>
+            </wp:cNvGraphicFramePr>
+            <a:graphic xmlns:a="http://schemas.openxmlformats.org/drawingml/2006/main">
+              <a:graphicData uri="http://schemas.openxmlformats.org/drawingml/2006/picture">
+                <pic:pic xmlns:pic="http://schemas.openxmlformats.org/drawingml/2006/picture">
+                  <pic:nvPicPr>
+                    <pic:cNvPr id="1" name=""/>
+                    <pic:cNvPicPr/>
+                  </pic:nvPicPr>
+                  <pic:blipFill>
+                    <a:blip r:embed="rId16"/>
+                    <a:stretch>
+                      <a:fillRect/>
+                    </a:stretch>
+                  </pic:blipFill>
+                  <pic:spPr>
+                    <a:xfrm>
+                      <a:off x="0" y="0"/>
+                      <a:ext cx="5943600" cy="3158490"/>
+                    </a:xfrm>
+                    <a:prstGeom prst="rect">
+                      <a:avLst/>
+                    </a:prstGeom>
+                  </pic:spPr>
+                </pic:pic>
+              </a:graphicData>
+            </a:graphic>
+          </wp:inline>
+        </w:drawing>
+      </w:r>
+    </w:p>
+    <w:p>
+      <w:pPr>
+        <w:rPr>
+          <w:rFonts w:ascii="Arial" w:hAnsi="Arial" w:cs="Arial"/>
+          <w:sz w:val="32"/>
+          <w:szCs w:val="40"/>
+        </w:rPr>
+      </w:pPr>
+    </w:p>
+    <w:p>
+      <w:pPr>
+        <w:rPr>
+          <w:rFonts w:ascii="Arial" w:hAnsi="Arial" w:cs="Arial"/>
+          <w:sz w:val="32"/>
+          <w:szCs w:val="40"/>
+        </w:rPr>
+      </w:pPr>
+      <w:r>
+        <w:rPr>
+          <w:rFonts w:ascii="Arial" w:hAnsi="Arial" w:cs="Arial"/>
+          <w:sz w:val="32"/>
+          <w:szCs w:val="40"/>
+        </w:rPr>
+        <w:t>Forma za unos specifikacije:</w:t>
+      </w:r>
+      <w:r>
+        <w:rPr>
+          <w:rFonts w:ascii="Arial" w:hAnsi="Arial" w:cs="Arial"/>
+          <w:sz w:val="32"/>
+          <w:szCs w:val="40"/>
+        </w:rPr>
+        <w:br/>
+      </w:r>
+      <w:r>
+        <w:rPr>
+          <w:noProof/>
+        </w:rPr>
+        <w:drawing>
+          <wp:inline distT="0" distB="0" distL="0" distR="0" wp14:anchorId="4E188C28" wp14:editId="02A09574">
+            <wp:extent cx="5943600" cy="1847850"/>
+            <wp:effectExtent l="0" t="0" r="0" b="0"/>
+            <wp:docPr id="12" name="Picture 12"/>
+            <wp:cNvGraphicFramePr>
+              <a:graphicFrameLocks xmlns:a="http://schemas.openxmlformats.org/drawingml/2006/main" noChangeAspect="1"/>
+            </wp:cNvGraphicFramePr>
+            <a:graphic xmlns:a="http://schemas.openxmlformats.org/drawingml/2006/main">
+              <a:graphicData uri="http://schemas.openxmlformats.org/drawingml/2006/picture">
+                <pic:pic xmlns:pic="http://schemas.openxmlformats.org/drawingml/2006/picture">
+                  <pic:nvPicPr>
+                    <pic:cNvPr id="1" name=""/>
+                    <pic:cNvPicPr/>
+                  </pic:nvPicPr>
+                  <pic:blipFill>
+                    <a:blip r:embed="rId17"/>
+                    <a:stretch>
+                      <a:fillRect/>
+                    </a:stretch>
+                  </pic:blipFill>
+                  <pic:spPr>
+                    <a:xfrm>
+                      <a:off x="0" y="0"/>
+                      <a:ext cx="5943600" cy="1847850"/>
+                    </a:xfrm>
+                    <a:prstGeom prst="rect">
+                      <a:avLst/>
+                    </a:prstGeom>
+                  </pic:spPr>
+                </pic:pic>
+              </a:graphicData>
+            </a:graphic>
+          </wp:inline>
+        </w:drawing>
+      </w:r>
     </w:p>
     <w:sectPr>
-      <w:footerReference w:type="default" r:id="rId7"/>
+      <w:footerReference w:type="default" r:id="rId18"/>
       <w:pgSz w:w="12240" w:h="15840"/>
       <w:pgMar w:top="1440" w:right="1440" w:bottom="1440" w:left="1440" w:header="720" w:footer="720" w:gutter="0"/>
       <w:cols w:space="720"/>
@@ -698,7 +1827,7 @@
           <w:rPr>
             <w:noProof/>
           </w:rPr>
-          <w:t>1</w:t>
+          <w:t>2</w:t>
         </w:r>
         <w:r>
           <w:rPr>
